--- a/public/documents/International Conference on Multidisciplinary Research and Innovation 2027 (ICMRI 2027).docx
+++ b/public/documents/International Conference on Multidisciplinary Research and Innovation 2027 (ICMRI 2027).docx
@@ -1173,7 +1173,7 @@
     <w:sdt>
       <w:sdtPr>
         <w:lock w:val="contentLocked"/>
-        <w:id w:val="385227920"/>
+        <w:id w:val="1742029002"/>
         <w:tag w:val="goog_rdk_0"/>
       </w:sdtPr>
       <w:sdtContent>
@@ -2216,7 +2216,7 @@
     <w:sdt>
       <w:sdtPr>
         <w:lock w:val="contentLocked"/>
-        <w:id w:val="2070711237"/>
+        <w:id w:val="733183343"/>
         <w:tag w:val="goog_rdk_1"/>
       </w:sdtPr>
       <w:sdtContent>
@@ -3847,7 +3847,7 @@
           <w:szCs w:val="24"/>
           <w:rtl w:val="0"/>
         </w:rPr>
-        <w:t xml:space="preserve">Public Health Interventions, Epidemiology &amp; Healthcare Systems</w:t>
+        <w:t xml:space="preserve">Public Health, Biostatistics, Epidemiology  &amp; Healthcare Systems</w:t>
       </w:r>
     </w:p>
     <w:p>
@@ -11557,22 +11557,30 @@
             </w:pPr>
             <w:r>
               <w:rPr>
-                <w:rtl w:val="0"/>
-              </w:rPr>
-            </w:r>
-          </w:p>
-        </w:tc>
-        <w:tc>
-          <w:tcPr>
-            <w:tcBorders>
-              <w:bottom w:color="cbd5e0" w:space="0" w:sz="8" w:val="single"/>
+                <w:b w:val="1"/>
+                <w:bCs w:val="1"/>
+                <w:color w:val="2b6cb0"/>
+                <w:sz w:val="19"/>
+                <w:szCs w:val="19"/>
+                <w:rtl w:val="0"/>
+              </w:rPr>
+              <w:t xml:space="preserve">Sub-Track 1</w:t>
+            </w:r>
+          </w:p>
+        </w:tc>
+        <w:tc>
+          <w:tcPr>
+            <w:tcBorders>
+              <w:left w:color="000000" w:space="0" w:sz="8" w:val="single"/>
+              <w:bottom w:color="000000" w:space="0" w:sz="8" w:val="single"/>
+              <w:right w:color="000000" w:space="0" w:sz="8" w:val="single"/>
             </w:tcBorders>
             <w:shd w:fill="ffffff" w:val="clear"/>
             <w:tcMar>
               <w:top w:w="100.0" w:type="dxa"/>
-              <w:left w:w="120.0" w:type="dxa"/>
-              <w:bottom w:w="100.0" w:type="dxa"/>
-              <w:right w:w="120.0" w:type="dxa"/>
+              <w:left w:w="160.0" w:type="dxa"/>
+              <w:bottom w:w="100.0" w:type="dxa"/>
+              <w:right w:w="160.0" w:type="dxa"/>
             </w:tcMar>
             <w:vAlign w:val="top"/>
           </w:tcPr>
@@ -11589,22 +11597,29 @@
             </w:pPr>
             <w:r>
               <w:rPr>
-                <w:rtl w:val="0"/>
-              </w:rPr>
-            </w:r>
-          </w:p>
-        </w:tc>
-        <w:tc>
-          <w:tcPr>
-            <w:tcBorders>
-              <w:bottom w:color="cbd5e0" w:space="0" w:sz="8" w:val="single"/>
+                <w:b w:val="1"/>
+                <w:bCs w:val="1"/>
+                <w:color w:val="2d3748"/>
+                <w:sz w:val="19"/>
+                <w:szCs w:val="19"/>
+                <w:rtl w:val="0"/>
+              </w:rPr>
+              <w:t xml:space="preserve">Advancing Health Research in Bangladesh: Evidence, Innovation, and Global Health Impact</w:t>
+            </w:r>
+          </w:p>
+        </w:tc>
+        <w:tc>
+          <w:tcPr>
+            <w:tcBorders>
+              <w:bottom w:color="000000" w:space="0" w:sz="8" w:val="single"/>
+              <w:right w:color="000000" w:space="0" w:sz="8" w:val="single"/>
             </w:tcBorders>
             <w:shd w:fill="ffffff" w:val="clear"/>
             <w:tcMar>
               <w:top w:w="100.0" w:type="dxa"/>
-              <w:left w:w="120.0" w:type="dxa"/>
-              <w:bottom w:w="100.0" w:type="dxa"/>
-              <w:right w:w="120.0" w:type="dxa"/>
+              <w:left w:w="160.0" w:type="dxa"/>
+              <w:bottom w:w="100.0" w:type="dxa"/>
+              <w:right w:w="160.0" w:type="dxa"/>
             </w:tcMar>
             <w:vAlign w:val="top"/>
           </w:tcPr>
@@ -11628,27 +11643,27 @@
                 <w:szCs w:val="19"/>
                 <w:rtl w:val="0"/>
               </w:rPr>
-              <w:t xml:space="preserve">hri</w:t>
-            </w:r>
-          </w:p>
-        </w:tc>
-        <w:tc>
-          <w:tcPr>
-            <w:tcBorders>
-              <w:bottom w:color="cbd5e0" w:space="0" w:sz="8" w:val="single"/>
+              <w:t xml:space="preserve">Prof. Dr. Hrishikesh Chakraborty</w:t>
+            </w:r>
+          </w:p>
+        </w:tc>
+        <w:tc>
+          <w:tcPr>
+            <w:tcBorders>
+              <w:bottom w:color="000000" w:space="0" w:sz="8" w:val="single"/>
+              <w:right w:color="000000" w:space="0" w:sz="8" w:val="single"/>
             </w:tcBorders>
             <w:shd w:fill="ffffff" w:val="clear"/>
             <w:tcMar>
               <w:top w:w="100.0" w:type="dxa"/>
-              <w:left w:w="120.0" w:type="dxa"/>
-              <w:bottom w:w="100.0" w:type="dxa"/>
-              <w:right w:w="120.0" w:type="dxa"/>
-            </w:tcMar>
-            <w:vAlign w:val="top"/>
-          </w:tcPr>
-          <w:p>
-            <w:pPr>
-              <w:spacing w:after="200" w:lineRule="auto"/>
+              <w:left w:w="160.0" w:type="dxa"/>
+              <w:bottom w:w="100.0" w:type="dxa"/>
+              <w:right w:w="160.0" w:type="dxa"/>
+            </w:tcMar>
+            <w:vAlign w:val="top"/>
+          </w:tcPr>
+          <w:p>
+            <w:pPr>
               <w:rPr>
                 <w:b w:val="1"/>
                 <w:bCs w:val="1"/>
@@ -11659,8 +11674,38 @@
             </w:pPr>
             <w:r>
               <w:rPr>
-                <w:rtl w:val="0"/>
-              </w:rPr>
+                <w:b w:val="1"/>
+                <w:bCs w:val="1"/>
+                <w:color w:val="4a5568"/>
+                <w:sz w:val="18"/>
+                <w:szCs w:val="18"/>
+                <w:rtl w:val="0"/>
+              </w:rPr>
+              <w:t xml:space="preserve">International Advisor, Division of Research, DIU &amp; Professor, Duke University,  </w:t>
+            </w:r>
+            <w:hyperlink r:id="rId7">
+              <w:r>
+                <w:rPr>
+                  <w:b w:val="1"/>
+                  <w:bCs w:val="1"/>
+                  <w:color w:val="4a5568"/>
+                  <w:sz w:val="18"/>
+                  <w:szCs w:val="18"/>
+                  <w:rtl w:val="0"/>
+                </w:rPr>
+                <w:t xml:space="preserve">Durham, North Carolina</w:t>
+              </w:r>
+            </w:hyperlink>
+            <w:r>
+              <w:rPr>
+                <w:b w:val="1"/>
+                <w:bCs w:val="1"/>
+                <w:color w:val="4a5568"/>
+                <w:sz w:val="18"/>
+                <w:szCs w:val="18"/>
+                <w:rtl w:val="0"/>
+              </w:rPr>
+              <w:t xml:space="preserve">, United States </w:t>
             </w:r>
           </w:p>
         </w:tc>
@@ -11705,7 +11750,7 @@
                 <w:szCs w:val="19"/>
                 <w:rtl w:val="0"/>
               </w:rPr>
-              <w:t xml:space="preserve">Sub-Track 1</w:t>
+              <w:t xml:space="preserve">Sub-Track 2</w:t>
             </w:r>
           </w:p>
         </w:tc>
@@ -11864,7 +11909,7 @@
                 <w:szCs w:val="19"/>
                 <w:rtl w:val="0"/>
               </w:rPr>
-              <w:t xml:space="preserve">Sub-Track 2</w:t>
+              <w:t xml:space="preserve">Sub-Track 3</w:t>
             </w:r>
           </w:p>
         </w:tc>
@@ -12023,7 +12068,7 @@
                 <w:szCs w:val="19"/>
                 <w:rtl w:val="0"/>
               </w:rPr>
-              <w:t xml:space="preserve">Sub-Track 3</w:t>
+              <w:t xml:space="preserve">Sub-Track 4</w:t>
             </w:r>
           </w:p>
         </w:tc>
@@ -12182,7 +12227,7 @@
                 <w:szCs w:val="19"/>
                 <w:rtl w:val="0"/>
               </w:rPr>
-              <w:t xml:space="preserve">Sub-Track 4</w:t>
+              <w:t xml:space="preserve">Sub-Track 5</w:t>
             </w:r>
           </w:p>
         </w:tc>
@@ -14682,7 +14727,7 @@
               </w:rPr>
               <w:t xml:space="preserve">Duke University,  </w:t>
             </w:r>
-            <w:hyperlink r:id="rId7">
+            <w:hyperlink r:id="rId8">
               <w:r>
                 <w:rPr>
                   <w:sz w:val="19"/>
@@ -16000,15 +16045,17 @@
             </w:pPr>
             <w:r>
               <w:rPr>
+                <w:color w:val="2d3748"/>
                 <w:sz w:val="19"/>
                 <w:szCs w:val="19"/>
                 <w:rtl w:val="0"/>
               </w:rPr>
               <w:t xml:space="preserve">Duke University,  </w:t>
             </w:r>
-            <w:hyperlink r:id="rId8">
+            <w:hyperlink r:id="rId9">
               <w:r>
                 <w:rPr>
+                  <w:color w:val="2d3748"/>
                   <w:sz w:val="19"/>
                   <w:szCs w:val="19"/>
                   <w:rtl w:val="0"/>
@@ -16018,16 +16065,12 @@
             </w:hyperlink>
             <w:r>
               <w:rPr>
+                <w:color w:val="2d3748"/>
                 <w:sz w:val="19"/>
                 <w:szCs w:val="19"/>
                 <w:rtl w:val="0"/>
               </w:rPr>
               <w:t xml:space="preserve">, United States</w:t>
-            </w:r>
-            <w:r>
-              <w:rPr>
-                <w:rtl w:val="0"/>
-              </w:rPr>
             </w:r>
           </w:p>
         </w:tc>
@@ -20151,7 +20194,7 @@
       </w:r>
     </w:p>
     <w:sectPr>
-      <w:headerReference r:id="rId9" w:type="default"/>
+      <w:headerReference r:id="rId10" w:type="default"/>
       <w:pgSz w:h="15840" w:w="12240" w:orient="portrait"/>
       <w:pgMar w:bottom="1440" w:top="1440" w:left="1440" w:right="1440" w:header="0" w:footer="720"/>
       <w:pgNumType w:start="1"/>
